--- a/Наладчик контрольно-измерительных приборов и автоматики/профессиональной подготовки 14919 Наладчик контрольно-измерительных приборов и автоматики/Лекции МДК 01.01  08 Проверка соответствия оборудования и приборов технической документации.docx
+++ b/Наладчик контрольно-измерительных приборов и автоматики/профессиональной подготовки 14919 Наладчик контрольно-измерительных приборов и автоматики/Лекции МДК 01.01  08 Проверка соответствия оборудования и приборов технической документации.docx
@@ -230,21 +230,6 @@
           <w:rFonts w:ascii="Times New Roman" w:hAnsi="Times New Roman" w:cs="Times New Roman"/>
         </w:rPr>
         <w:t>При проверке учитываются также электромагнитная совместимость оборудования, требования к электропитанию и условиям окружающей среды (температура, влажность, вибрация). Установка оборудования в условиях, не соответствующих его техническим характеристикам, является нарушением и должна быть устранена до начала наладки.</w:t>
-      </w:r>
-    </w:p>
-    <w:p>
-      <w:pPr>
-        <w:spacing w:line="360" w:lineRule="auto" w:before="240" w:after="80"/>
-        <w:jc w:val="left"/>
-      </w:pPr>
-      <w:r>
-        <w:rPr>
-          <w:rFonts w:ascii="Times New Roman" w:hAnsi="Times New Roman"/>
-          <w:b/>
-          <w:sz w:val="28"/>
-          <w:rFonts w:ascii="Times New Roman" w:hAnsi="Times New Roman" w:cs="Times New Roman"/>
-        </w:rPr>
-        <w:t>Вопросы для повторения (Лекция 1):</w:t>
       </w:r>
     </w:p>
     <w:p>
@@ -499,7 +484,40 @@
           <w:sz w:val="28"/>
           <w:rFonts w:ascii="Times New Roman" w:hAnsi="Times New Roman" w:cs="Times New Roman"/>
         </w:rPr>
-        <w:t>Для приборов с дискретным выходом (реле, переключатели) проверяются уставки срабатывания, гистерезис и повторяемость. Уставка срабатывания проверяется плавным изменением входного параметра до момента переключения выхода. Разброс уставок при многократном срабатывании не должен превышать половины допускаемой основной погрешности.</w:t>
+      </w:r>
+      <w:r>
+        <w:drawing>
+          <wp:inline xmlns:a="http://schemas.openxmlformats.org/drawingml/2006/main" xmlns:pic="http://schemas.openxmlformats.org/drawingml/2006/picture">
+            <wp:extent cx="5029200" cy="4655872"/>
+            <wp:docPr id="1" name="Picture 1"/>
+            <wp:cNvGraphicFramePr>
+              <a:graphicFrameLocks noChangeAspect="1"/>
+            </wp:cNvGraphicFramePr>
+            <a:graphic>
+              <a:graphicData uri="http://schemas.openxmlformats.org/drawingml/2006/picture">
+                <pic:pic>
+                  <pic:nvPicPr>
+                    <pic:cNvPr id="0" name="diagram_08.png"/>
+                    <pic:cNvPicPr/>
+                  </pic:nvPicPr>
+                  <pic:blipFill>
+                    <a:blip r:embed="rId9"/>
+                    <a:stretch>
+                      <a:fillRect/>
+                    </a:stretch>
+                  </pic:blipFill>
+                  <pic:spPr>
+                    <a:xfrm>
+                      <a:off x="0" y="0"/>
+                      <a:ext cx="5029200" cy="4655872"/>
+                    </a:xfrm>
+                    <a:prstGeom prst="rect"/>
+                  </pic:spPr>
+                </pic:pic>
+              </a:graphicData>
+            </a:graphic>
+          </wp:inline>
+        </w:drawing>
       </w:r>
     </w:p>
     <w:p>
@@ -605,6 +623,967 @@
           <w:rFonts w:ascii="Times New Roman" w:hAnsi="Times New Roman" w:cs="Times New Roman"/>
         </w:rPr>
         <w:t>5. Кто принимает решение о дальнейшей судьбе приборов, не прошедших входной контроль?</w:t>
+      </w:r>
+    </w:p>
+    <w:tbl>
+      <w:tblPr>
+        <w:tblStyle w:val="TableGrid"/>
+        <w:tblW w:type="auto" w:w="0"/>
+        <w:jc w:val="center"/>
+        <w:tblLook w:firstColumn="1" w:firstRow="1" w:lastColumn="0" w:lastRow="0" w:noHBand="0" w:noVBand="1" w:val="04A0"/>
+      </w:tblPr>
+      <w:tblGrid>
+        <w:gridCol w:w="2339"/>
+        <w:gridCol w:w="2339"/>
+        <w:gridCol w:w="2339"/>
+        <w:gridCol w:w="2339"/>
+      </w:tblGrid>
+      <w:tr>
+        <w:tc>
+          <w:tcPr>
+            <w:tcW w:type="dxa" w:w="2339"/>
+            <w:shd w:fill="4472C4" w:val="clear"/>
+          </w:tcPr>
+          <w:p>
+            <w:pPr>
+              <w:jc w:val="center"/>
+            </w:pPr>
+            <w:r/>
+            <w:r>
+              <w:rPr>
+                <w:b/>
+                <w:color w:val="FFFFFF"/>
+                <w:sz w:val="18"/>
+              </w:rPr>
+              <w:t>Критерий проверки</w:t>
+            </w:r>
+          </w:p>
+        </w:tc>
+        <w:tc>
+          <w:tcPr>
+            <w:tcW w:type="dxa" w:w="2339"/>
+            <w:shd w:fill="4472C4" w:val="clear"/>
+          </w:tcPr>
+          <w:p>
+            <w:pPr>
+              <w:jc w:val="center"/>
+            </w:pPr>
+            <w:r/>
+            <w:r>
+              <w:rPr>
+                <w:b/>
+                <w:color w:val="FFFFFF"/>
+                <w:sz w:val="18"/>
+              </w:rPr>
+              <w:t>Документ основание</w:t>
+            </w:r>
+          </w:p>
+        </w:tc>
+        <w:tc>
+          <w:tcPr>
+            <w:tcW w:type="dxa" w:w="2339"/>
+            <w:shd w:fill="4472C4" w:val="clear"/>
+          </w:tcPr>
+          <w:p>
+            <w:pPr>
+              <w:jc w:val="center"/>
+            </w:pPr>
+            <w:r/>
+            <w:r>
+              <w:rPr>
+                <w:b/>
+                <w:color w:val="FFFFFF"/>
+                <w:sz w:val="18"/>
+              </w:rPr>
+              <w:t>Метод проверки</w:t>
+            </w:r>
+          </w:p>
+        </w:tc>
+        <w:tc>
+          <w:tcPr>
+            <w:tcW w:type="dxa" w:w="2339"/>
+            <w:shd w:fill="4472C4" w:val="clear"/>
+          </w:tcPr>
+          <w:p>
+            <w:pPr>
+              <w:jc w:val="center"/>
+            </w:pPr>
+            <w:r/>
+            <w:r>
+              <w:rPr>
+                <w:b/>
+                <w:color w:val="FFFFFF"/>
+                <w:sz w:val="18"/>
+              </w:rPr>
+              <w:t>Результат</w:t>
+            </w:r>
+          </w:p>
+        </w:tc>
+      </w:tr>
+      <w:tr>
+        <w:tc>
+          <w:tcPr>
+            <w:tcW w:type="dxa" w:w="2339"/>
+            <w:shd w:fill="D9E2F3" w:val="clear"/>
+          </w:tcPr>
+          <w:p>
+            <w:pPr>
+              <w:jc w:val="left"/>
+            </w:pPr>
+            <w:r/>
+            <w:r>
+              <w:rPr>
+                <w:sz w:val="18"/>
+              </w:rPr>
+              <w:t>Тип оборудования</w:t>
+            </w:r>
+          </w:p>
+        </w:tc>
+        <w:tc>
+          <w:tcPr>
+            <w:tcW w:type="dxa" w:w="2339"/>
+            <w:shd w:fill="D9E2F3" w:val="clear"/>
+          </w:tcPr>
+          <w:p>
+            <w:pPr>
+              <w:jc w:val="left"/>
+            </w:pPr>
+            <w:r/>
+            <w:r>
+              <w:rPr>
+                <w:sz w:val="18"/>
+              </w:rPr>
+              <w:t>Спецификация проекта</w:t>
+            </w:r>
+          </w:p>
+        </w:tc>
+        <w:tc>
+          <w:tcPr>
+            <w:tcW w:type="dxa" w:w="2339"/>
+            <w:shd w:fill="D9E2F3" w:val="clear"/>
+          </w:tcPr>
+          <w:p>
+            <w:pPr>
+              <w:jc w:val="left"/>
+            </w:pPr>
+            <w:r/>
+            <w:r>
+              <w:rPr>
+                <w:sz w:val="18"/>
+              </w:rPr>
+              <w:t>Сверка с паспортом</w:t>
+            </w:r>
+          </w:p>
+        </w:tc>
+        <w:tc>
+          <w:tcPr>
+            <w:tcW w:type="dxa" w:w="2339"/>
+            <w:shd w:fill="D9E2F3" w:val="clear"/>
+          </w:tcPr>
+          <w:p>
+            <w:pPr>
+              <w:jc w:val="left"/>
+            </w:pPr>
+            <w:r/>
+            <w:r>
+              <w:rPr>
+                <w:sz w:val="18"/>
+              </w:rPr>
+              <w:t>Соответствует/Не соответствует</w:t>
+            </w:r>
+          </w:p>
+        </w:tc>
+      </w:tr>
+      <w:tr>
+        <w:tc>
+          <w:tcPr>
+            <w:tcW w:type="dxa" w:w="2339"/>
+          </w:tcPr>
+          <w:p>
+            <w:pPr>
+              <w:jc w:val="left"/>
+            </w:pPr>
+            <w:r/>
+            <w:r>
+              <w:rPr>
+                <w:sz w:val="18"/>
+              </w:rPr>
+              <w:t>Диапазон измерений</w:t>
+            </w:r>
+          </w:p>
+        </w:tc>
+        <w:tc>
+          <w:tcPr>
+            <w:tcW w:type="dxa" w:w="2339"/>
+          </w:tcPr>
+          <w:p>
+            <w:pPr>
+              <w:jc w:val="left"/>
+            </w:pPr>
+            <w:r/>
+            <w:r>
+              <w:rPr>
+                <w:sz w:val="18"/>
+              </w:rPr>
+              <w:t>Проект + ТУ</w:t>
+            </w:r>
+          </w:p>
+        </w:tc>
+        <w:tc>
+          <w:tcPr>
+            <w:tcW w:type="dxa" w:w="2339"/>
+          </w:tcPr>
+          <w:p>
+            <w:pPr>
+              <w:jc w:val="left"/>
+            </w:pPr>
+            <w:r/>
+            <w:r>
+              <w:rPr>
+                <w:sz w:val="18"/>
+              </w:rPr>
+              <w:t>Проверка калибровкой</w:t>
+            </w:r>
+          </w:p>
+        </w:tc>
+        <w:tc>
+          <w:tcPr>
+            <w:tcW w:type="dxa" w:w="2339"/>
+          </w:tcPr>
+          <w:p>
+            <w:pPr>
+              <w:jc w:val="left"/>
+            </w:pPr>
+            <w:r/>
+            <w:r>
+              <w:rPr>
+                <w:sz w:val="18"/>
+              </w:rPr>
+              <w:t>В допуске/Вне допуска</w:t>
+            </w:r>
+          </w:p>
+        </w:tc>
+      </w:tr>
+      <w:tr>
+        <w:tc>
+          <w:tcPr>
+            <w:tcW w:type="dxa" w:w="2339"/>
+            <w:shd w:fill="D9E2F3" w:val="clear"/>
+          </w:tcPr>
+          <w:p>
+            <w:pPr>
+              <w:jc w:val="left"/>
+            </w:pPr>
+            <w:r/>
+            <w:r>
+              <w:rPr>
+                <w:sz w:val="18"/>
+              </w:rPr>
+              <w:t>Класс точности</w:t>
+            </w:r>
+          </w:p>
+        </w:tc>
+        <w:tc>
+          <w:tcPr>
+            <w:tcW w:type="dxa" w:w="2339"/>
+            <w:shd w:fill="D9E2F3" w:val="clear"/>
+          </w:tcPr>
+          <w:p>
+            <w:pPr>
+              <w:jc w:val="left"/>
+            </w:pPr>
+            <w:r/>
+            <w:r>
+              <w:rPr>
+                <w:sz w:val="18"/>
+              </w:rPr>
+              <w:t>ТУ, ГОСТ</w:t>
+            </w:r>
+          </w:p>
+        </w:tc>
+        <w:tc>
+          <w:tcPr>
+            <w:tcW w:type="dxa" w:w="2339"/>
+            <w:shd w:fill="D9E2F3" w:val="clear"/>
+          </w:tcPr>
+          <w:p>
+            <w:pPr>
+              <w:jc w:val="left"/>
+            </w:pPr>
+            <w:r/>
+            <w:r>
+              <w:rPr>
+                <w:sz w:val="18"/>
+              </w:rPr>
+              <w:t>Поверка</w:t>
+            </w:r>
+          </w:p>
+        </w:tc>
+        <w:tc>
+          <w:tcPr>
+            <w:tcW w:type="dxa" w:w="2339"/>
+            <w:shd w:fill="D9E2F3" w:val="clear"/>
+          </w:tcPr>
+          <w:p>
+            <w:pPr>
+              <w:jc w:val="left"/>
+            </w:pPr>
+            <w:r/>
+            <w:r>
+              <w:rPr>
+                <w:sz w:val="18"/>
+              </w:rPr>
+              <w:t>Годен/Не годен</w:t>
+            </w:r>
+          </w:p>
+        </w:tc>
+      </w:tr>
+      <w:tr>
+        <w:tc>
+          <w:tcPr>
+            <w:tcW w:type="dxa" w:w="2339"/>
+          </w:tcPr>
+          <w:p>
+            <w:pPr>
+              <w:jc w:val="left"/>
+            </w:pPr>
+            <w:r/>
+            <w:r>
+              <w:rPr>
+                <w:sz w:val="18"/>
+              </w:rPr>
+              <w:t>Наличие паспорта</w:t>
+            </w:r>
+          </w:p>
+        </w:tc>
+        <w:tc>
+          <w:tcPr>
+            <w:tcW w:type="dxa" w:w="2339"/>
+          </w:tcPr>
+          <w:p>
+            <w:pPr>
+              <w:jc w:val="left"/>
+            </w:pPr>
+            <w:r/>
+            <w:r>
+              <w:rPr>
+                <w:sz w:val="18"/>
+              </w:rPr>
+              <w:t>ГОСТ, ТУ</w:t>
+            </w:r>
+          </w:p>
+        </w:tc>
+        <w:tc>
+          <w:tcPr>
+            <w:tcW w:type="dxa" w:w="2339"/>
+          </w:tcPr>
+          <w:p>
+            <w:pPr>
+              <w:jc w:val="left"/>
+            </w:pPr>
+            <w:r/>
+            <w:r>
+              <w:rPr>
+                <w:sz w:val="18"/>
+              </w:rPr>
+              <w:t>Визуально</w:t>
+            </w:r>
+          </w:p>
+        </w:tc>
+        <w:tc>
+          <w:tcPr>
+            <w:tcW w:type="dxa" w:w="2339"/>
+          </w:tcPr>
+          <w:p>
+            <w:pPr>
+              <w:jc w:val="left"/>
+            </w:pPr>
+            <w:r/>
+            <w:r>
+              <w:rPr>
+                <w:sz w:val="18"/>
+              </w:rPr>
+              <w:t>Есть/Отсутствует</w:t>
+            </w:r>
+          </w:p>
+        </w:tc>
+      </w:tr>
+      <w:tr>
+        <w:tc>
+          <w:tcPr>
+            <w:tcW w:type="dxa" w:w="2339"/>
+            <w:shd w:fill="D9E2F3" w:val="clear"/>
+          </w:tcPr>
+          <w:p>
+            <w:pPr>
+              <w:jc w:val="left"/>
+            </w:pPr>
+            <w:r/>
+            <w:r>
+              <w:rPr>
+                <w:sz w:val="18"/>
+              </w:rPr>
+              <w:t>Маркировка</w:t>
+            </w:r>
+          </w:p>
+        </w:tc>
+        <w:tc>
+          <w:tcPr>
+            <w:tcW w:type="dxa" w:w="2339"/>
+            <w:shd w:fill="D9E2F3" w:val="clear"/>
+          </w:tcPr>
+          <w:p>
+            <w:pPr>
+              <w:jc w:val="left"/>
+            </w:pPr>
+            <w:r/>
+            <w:r>
+              <w:rPr>
+                <w:sz w:val="18"/>
+              </w:rPr>
+              <w:t>ГОСТ, ТУ</w:t>
+            </w:r>
+          </w:p>
+        </w:tc>
+        <w:tc>
+          <w:tcPr>
+            <w:tcW w:type="dxa" w:w="2339"/>
+            <w:shd w:fill="D9E2F3" w:val="clear"/>
+          </w:tcPr>
+          <w:p>
+            <w:pPr>
+              <w:jc w:val="left"/>
+            </w:pPr>
+            <w:r/>
+            <w:r>
+              <w:rPr>
+                <w:sz w:val="18"/>
+              </w:rPr>
+              <w:t>Визуально</w:t>
+            </w:r>
+          </w:p>
+        </w:tc>
+        <w:tc>
+          <w:tcPr>
+            <w:tcW w:type="dxa" w:w="2339"/>
+            <w:shd w:fill="D9E2F3" w:val="clear"/>
+          </w:tcPr>
+          <w:p>
+            <w:pPr>
+              <w:jc w:val="left"/>
+            </w:pPr>
+            <w:r/>
+            <w:r>
+              <w:rPr>
+                <w:sz w:val="18"/>
+              </w:rPr>
+              <w:t>Соответствует</w:t>
+            </w:r>
+          </w:p>
+        </w:tc>
+      </w:tr>
+      <w:tr>
+        <w:tc>
+          <w:tcPr>
+            <w:tcW w:type="dxa" w:w="2339"/>
+          </w:tcPr>
+          <w:p>
+            <w:pPr>
+              <w:jc w:val="left"/>
+            </w:pPr>
+            <w:r/>
+            <w:r>
+              <w:rPr>
+                <w:sz w:val="18"/>
+              </w:rPr>
+              <w:t>Состояние монтажа</w:t>
+            </w:r>
+          </w:p>
+        </w:tc>
+        <w:tc>
+          <w:tcPr>
+            <w:tcW w:type="dxa" w:w="2339"/>
+          </w:tcPr>
+          <w:p>
+            <w:pPr>
+              <w:jc w:val="left"/>
+            </w:pPr>
+            <w:r/>
+            <w:r>
+              <w:rPr>
+                <w:sz w:val="18"/>
+              </w:rPr>
+              <w:t>Монтажная схема</w:t>
+            </w:r>
+          </w:p>
+        </w:tc>
+        <w:tc>
+          <w:tcPr>
+            <w:tcW w:type="dxa" w:w="2339"/>
+          </w:tcPr>
+          <w:p>
+            <w:pPr>
+              <w:jc w:val="left"/>
+            </w:pPr>
+            <w:r/>
+            <w:r>
+              <w:rPr>
+                <w:sz w:val="18"/>
+              </w:rPr>
+              <w:t>Визуально + инструментально</w:t>
+            </w:r>
+          </w:p>
+        </w:tc>
+        <w:tc>
+          <w:tcPr>
+            <w:tcW w:type="dxa" w:w="2339"/>
+          </w:tcPr>
+          <w:p>
+            <w:pPr>
+              <w:jc w:val="left"/>
+            </w:pPr>
+            <w:r/>
+            <w:r>
+              <w:rPr>
+                <w:sz w:val="18"/>
+              </w:rPr>
+              <w:t>Принято/Не принято</w:t>
+            </w:r>
+          </w:p>
+        </w:tc>
+      </w:tr>
+    </w:tbl>
+    <w:tbl>
+      <w:tblPr>
+        <w:tblStyle w:val="TableGrid"/>
+        <w:tblW w:type="auto" w:w="0"/>
+        <w:jc w:val="center"/>
+        <w:tblLook w:firstColumn="1" w:firstRow="1" w:lastColumn="0" w:lastRow="0" w:noHBand="0" w:noVBand="1" w:val="04A0"/>
+      </w:tblPr>
+      <w:tblGrid>
+        <w:gridCol w:w="3118"/>
+        <w:gridCol w:w="3118"/>
+        <w:gridCol w:w="3118"/>
+      </w:tblGrid>
+      <w:tr>
+        <w:tc>
+          <w:tcPr>
+            <w:tcW w:type="dxa" w:w="3118"/>
+            <w:shd w:fill="4472C4" w:val="clear"/>
+          </w:tcPr>
+          <w:p>
+            <w:pPr>
+              <w:jc w:val="center"/>
+            </w:pPr>
+            <w:r/>
+            <w:r>
+              <w:rPr>
+                <w:b/>
+                <w:color w:val="FFFFFF"/>
+                <w:sz w:val="18"/>
+              </w:rPr>
+              <w:t>Вид оборудования КИПиА</w:t>
+            </w:r>
+          </w:p>
+        </w:tc>
+        <w:tc>
+          <w:tcPr>
+            <w:tcW w:type="dxa" w:w="3118"/>
+            <w:shd w:fill="4472C4" w:val="clear"/>
+          </w:tcPr>
+          <w:p>
+            <w:pPr>
+              <w:jc w:val="center"/>
+            </w:pPr>
+            <w:r/>
+            <w:r>
+              <w:rPr>
+                <w:b/>
+                <w:color w:val="FFFFFF"/>
+                <w:sz w:val="18"/>
+              </w:rPr>
+              <w:t>Проверяемые параметры</w:t>
+            </w:r>
+          </w:p>
+        </w:tc>
+        <w:tc>
+          <w:tcPr>
+            <w:tcW w:type="dxa" w:w="3118"/>
+            <w:shd w:fill="4472C4" w:val="clear"/>
+          </w:tcPr>
+          <w:p>
+            <w:pPr>
+              <w:jc w:val="center"/>
+            </w:pPr>
+            <w:r/>
+            <w:r>
+              <w:rPr>
+                <w:b/>
+                <w:color w:val="FFFFFF"/>
+                <w:sz w:val="18"/>
+              </w:rPr>
+              <w:t>Допускаемые отклонения</w:t>
+            </w:r>
+          </w:p>
+        </w:tc>
+      </w:tr>
+      <w:tr>
+        <w:tc>
+          <w:tcPr>
+            <w:tcW w:type="dxa" w:w="3118"/>
+            <w:shd w:fill="D9E2F3" w:val="clear"/>
+          </w:tcPr>
+          <w:p>
+            <w:pPr>
+              <w:jc w:val="left"/>
+            </w:pPr>
+            <w:r/>
+            <w:r>
+              <w:rPr>
+                <w:sz w:val="18"/>
+              </w:rPr>
+              <w:t>Датчики давления</w:t>
+            </w:r>
+          </w:p>
+        </w:tc>
+        <w:tc>
+          <w:tcPr>
+            <w:tcW w:type="dxa" w:w="3118"/>
+            <w:shd w:fill="D9E2F3" w:val="clear"/>
+          </w:tcPr>
+          <w:p>
+            <w:pPr>
+              <w:jc w:val="left"/>
+            </w:pPr>
+            <w:r/>
+            <w:r>
+              <w:rPr>
+                <w:sz w:val="18"/>
+              </w:rPr>
+              <w:t>Нуль, диапазон, линейность</w:t>
+            </w:r>
+          </w:p>
+        </w:tc>
+        <w:tc>
+          <w:tcPr>
+            <w:tcW w:type="dxa" w:w="3118"/>
+            <w:shd w:fill="D9E2F3" w:val="clear"/>
+          </w:tcPr>
+          <w:p>
+            <w:pPr>
+              <w:jc w:val="left"/>
+            </w:pPr>
+            <w:r/>
+            <w:r>
+              <w:rPr>
+                <w:sz w:val="18"/>
+              </w:rPr>
+              <w:t>±0,5% от диапазона</w:t>
+            </w:r>
+          </w:p>
+        </w:tc>
+      </w:tr>
+      <w:tr>
+        <w:tc>
+          <w:tcPr>
+            <w:tcW w:type="dxa" w:w="3118"/>
+          </w:tcPr>
+          <w:p>
+            <w:pPr>
+              <w:jc w:val="left"/>
+            </w:pPr>
+            <w:r/>
+            <w:r>
+              <w:rPr>
+                <w:sz w:val="18"/>
+              </w:rPr>
+              <w:t>Датчики температуры</w:t>
+            </w:r>
+          </w:p>
+        </w:tc>
+        <w:tc>
+          <w:tcPr>
+            <w:tcW w:type="dxa" w:w="3118"/>
+          </w:tcPr>
+          <w:p>
+            <w:pPr>
+              <w:jc w:val="left"/>
+            </w:pPr>
+            <w:r/>
+            <w:r>
+              <w:rPr>
+                <w:sz w:val="18"/>
+              </w:rPr>
+              <w:t>Нуль, чувствительность</w:t>
+            </w:r>
+          </w:p>
+        </w:tc>
+        <w:tc>
+          <w:tcPr>
+            <w:tcW w:type="dxa" w:w="3118"/>
+          </w:tcPr>
+          <w:p>
+            <w:pPr>
+              <w:jc w:val="left"/>
+            </w:pPr>
+            <w:r/>
+            <w:r>
+              <w:rPr>
+                <w:sz w:val="18"/>
+              </w:rPr>
+              <w:t>±0,5% или ±0,5°C</w:t>
+            </w:r>
+          </w:p>
+        </w:tc>
+      </w:tr>
+      <w:tr>
+        <w:tc>
+          <w:tcPr>
+            <w:tcW w:type="dxa" w:w="3118"/>
+            <w:shd w:fill="D9E2F3" w:val="clear"/>
+          </w:tcPr>
+          <w:p>
+            <w:pPr>
+              <w:jc w:val="left"/>
+            </w:pPr>
+            <w:r/>
+            <w:r>
+              <w:rPr>
+                <w:sz w:val="18"/>
+              </w:rPr>
+              <w:t>Расходомеры</w:t>
+            </w:r>
+          </w:p>
+        </w:tc>
+        <w:tc>
+          <w:tcPr>
+            <w:tcW w:type="dxa" w:w="3118"/>
+            <w:shd w:fill="D9E2F3" w:val="clear"/>
+          </w:tcPr>
+          <w:p>
+            <w:pPr>
+              <w:jc w:val="left"/>
+            </w:pPr>
+            <w:r/>
+            <w:r>
+              <w:rPr>
+                <w:sz w:val="18"/>
+              </w:rPr>
+              <w:t>Коэффициент, нуль</w:t>
+            </w:r>
+          </w:p>
+        </w:tc>
+        <w:tc>
+          <w:tcPr>
+            <w:tcW w:type="dxa" w:w="3118"/>
+            <w:shd w:fill="D9E2F3" w:val="clear"/>
+          </w:tcPr>
+          <w:p>
+            <w:pPr>
+              <w:jc w:val="left"/>
+            </w:pPr>
+            <w:r/>
+            <w:r>
+              <w:rPr>
+                <w:sz w:val="18"/>
+              </w:rPr>
+              <w:t>±1,0% от диапазона</w:t>
+            </w:r>
+          </w:p>
+        </w:tc>
+      </w:tr>
+      <w:tr>
+        <w:tc>
+          <w:tcPr>
+            <w:tcW w:type="dxa" w:w="3118"/>
+          </w:tcPr>
+          <w:p>
+            <w:pPr>
+              <w:jc w:val="left"/>
+            </w:pPr>
+            <w:r/>
+            <w:r>
+              <w:rPr>
+                <w:sz w:val="18"/>
+              </w:rPr>
+              <w:t>Регуляторы</w:t>
+            </w:r>
+          </w:p>
+        </w:tc>
+        <w:tc>
+          <w:tcPr>
+            <w:tcW w:type="dxa" w:w="3118"/>
+          </w:tcPr>
+          <w:p>
+            <w:pPr>
+              <w:jc w:val="left"/>
+            </w:pPr>
+            <w:r/>
+            <w:r>
+              <w:rPr>
+                <w:sz w:val="18"/>
+              </w:rPr>
+              <w:t>Зона нечувствительности, коэффициенты</w:t>
+            </w:r>
+          </w:p>
+        </w:tc>
+        <w:tc>
+          <w:tcPr>
+            <w:tcW w:type="dxa" w:w="3118"/>
+          </w:tcPr>
+          <w:p>
+            <w:pPr>
+              <w:jc w:val="left"/>
+            </w:pPr>
+            <w:r/>
+            <w:r>
+              <w:rPr>
+                <w:sz w:val="18"/>
+              </w:rPr>
+              <w:t>По ТУ на регулятор</w:t>
+            </w:r>
+          </w:p>
+        </w:tc>
+      </w:tr>
+      <w:tr>
+        <w:tc>
+          <w:tcPr>
+            <w:tcW w:type="dxa" w:w="3118"/>
+            <w:shd w:fill="D9E2F3" w:val="clear"/>
+          </w:tcPr>
+          <w:p>
+            <w:pPr>
+              <w:jc w:val="left"/>
+            </w:pPr>
+            <w:r/>
+            <w:r>
+              <w:rPr>
+                <w:sz w:val="18"/>
+              </w:rPr>
+              <w:t>Вторичные приборы</w:t>
+            </w:r>
+          </w:p>
+        </w:tc>
+        <w:tc>
+          <w:tcPr>
+            <w:tcW w:type="dxa" w:w="3118"/>
+            <w:shd w:fill="D9E2F3" w:val="clear"/>
+          </w:tcPr>
+          <w:p>
+            <w:pPr>
+              <w:jc w:val="left"/>
+            </w:pPr>
+            <w:r/>
+            <w:r>
+              <w:rPr>
+                <w:sz w:val="18"/>
+              </w:rPr>
+              <w:t>Погрешность, вариация</w:t>
+            </w:r>
+          </w:p>
+        </w:tc>
+        <w:tc>
+          <w:tcPr>
+            <w:tcW w:type="dxa" w:w="3118"/>
+            <w:shd w:fill="D9E2F3" w:val="clear"/>
+          </w:tcPr>
+          <w:p>
+            <w:pPr>
+              <w:jc w:val="left"/>
+            </w:pPr>
+            <w:r/>
+            <w:r>
+              <w:rPr>
+                <w:sz w:val="18"/>
+              </w:rPr>
+              <w:t>По классу точности</w:t>
+            </w:r>
+          </w:p>
+        </w:tc>
+      </w:tr>
+      <w:tr>
+        <w:tc>
+          <w:tcPr>
+            <w:tcW w:type="dxa" w:w="3118"/>
+          </w:tcPr>
+          <w:p>
+            <w:pPr>
+              <w:jc w:val="left"/>
+            </w:pPr>
+            <w:r/>
+            <w:r>
+              <w:rPr>
+                <w:sz w:val="18"/>
+              </w:rPr>
+              <w:t>Исполнительные механизмы</w:t>
+            </w:r>
+          </w:p>
+        </w:tc>
+        <w:tc>
+          <w:tcPr>
+            <w:tcW w:type="dxa" w:w="3118"/>
+          </w:tcPr>
+          <w:p>
+            <w:pPr>
+              <w:jc w:val="left"/>
+            </w:pPr>
+            <w:r/>
+            <w:r>
+              <w:rPr>
+                <w:sz w:val="18"/>
+              </w:rPr>
+              <w:t>Ход, время, усилие</w:t>
+            </w:r>
+          </w:p>
+        </w:tc>
+        <w:tc>
+          <w:tcPr>
+            <w:tcW w:type="dxa" w:w="3118"/>
+          </w:tcPr>
+          <w:p>
+            <w:pPr>
+              <w:jc w:val="left"/>
+            </w:pPr>
+            <w:r/>
+            <w:r>
+              <w:rPr>
+                <w:sz w:val="18"/>
+              </w:rPr>
+              <w:t>±2,5% от хода</w:t>
+            </w:r>
+          </w:p>
+        </w:tc>
+      </w:tr>
+    </w:tbl>
+    <w:p>
+      <w:pPr>
+        <w:jc w:val="center"/>
+      </w:pPr>
+    </w:p>
+    <w:p>
+      <w:pPr>
+        <w:jc w:val="center"/>
+      </w:pPr>
+      <w:r>
+        <w:rPr>
+          <w:i/>
+        </w:rPr>
+        <w:t xml:space="preserve">Рисунок 1. Категории проверок соответствия оборудования КИПиА</w:t>
+      </w:r>
+    </w:p>
+    <w:p>
+      <w:pPr>
+        <w:spacing w:line="360" w:lineRule="auto" w:before="240" w:after="80"/>
+        <w:jc w:val="left"/>
+      </w:pPr>
+      <w:r>
+        <w:rPr>
+          <w:rFonts w:ascii="Times New Roman" w:hAnsi="Times New Roman"/>
+          <w:b/>
+          <w:sz w:val="28"/>
+          <w:rFonts w:ascii="Times New Roman" w:hAnsi="Times New Roman" w:cs="Times New Roman"/>
+        </w:rPr>
+        <w:t>Вопросы для повторения (Лекция 1):</w:t>
       </w:r>
     </w:p>
     <w:sectPr>
